--- a/Compiti_Funzioni_4L/Funzioni_Allenamento_2_Soluzioni_4L.docx
+++ b/Compiti_Funzioni_4L/Funzioni_Allenamento_2_Soluzioni_4L.docx
@@ -2177,7 +2177,7 @@
           <w:i/>
           <w:iCs/>
         </w:rPr>
-        <w:t xml:space="preserve">Fonte: pagg. 19–20 n. 30, 40, 48</w:t>
+        <w:t xml:space="preserve">Fonte: pagg. 19–20 n. 31, 40, 48</w:t>
       </w:r>
     </w:p>
     <w:p>
@@ -2250,7 +2250,7 @@
         <m:f>
           <m:num>
             <m:r>
-              <m:t>x</m:t>
+              <m:t>x−1</m:t>
             </m:r>
           </m:num>
           <m:den>
@@ -2268,13 +2268,13 @@
               </m:sup>
             </m:sSup>
             <m:r>
-              <m:t>−4x+3</m:t>
+              <m:t>+2x+4</m:t>
             </m:r>
           </m:den>
         </m:f>
       </m:oMath>
       <w:r>
-        <w:t xml:space="preserve"> (n. 30)</w:t>
+        <w:t xml:space="preserve"> (n. 31)</w:t>
       </w:r>
     </w:p>
     <w:p>
@@ -2432,7 +2432,7 @@
           </m:sup>
         </m:sSup>
         <m:r>
-          <m:t>−4x+3=0</m:t>
+          <m:t>+2x+4=0</m:t>
         </m:r>
       </m:oMath>
       <w:r>
@@ -2440,47 +2440,11 @@
       </w:r>
       <m:oMath>
         <m:r>
-          <m:t>Δ=16−12=4</m:t>
+          <m:t>Δ=4−16=−12&lt;0</m:t>
         </m:r>
       </m:oMath>
       <w:r>
-        <w:t xml:space="preserve">, </w:t>
-      </w:r>
-      <m:oMath>
-        <m:r>
-          <m:t>x=</m:t>
-        </m:r>
-        <m:f>
-          <m:num>
-            <m:r>
-              <m:t>4±2</m:t>
-            </m:r>
-          </m:num>
-          <m:den>
-            <m:r>
-              <m:t>2</m:t>
-            </m:r>
-          </m:den>
-        </m:f>
-      </m:oMath>
-      <w:r>
-        <w:t xml:space="preserve"> ⇒ </w:t>
-      </w:r>
-      <m:oMath>
-        <m:r>
-          <m:t>1</m:t>
-        </m:r>
-      </m:oMath>
-      <w:r>
-        <w:t xml:space="preserve"> e </w:t>
-      </w:r>
-      <m:oMath>
-        <m:r>
-          <m:t>3</m:t>
-        </m:r>
-      </m:oMath>
-      <w:r>
-        <w:t xml:space="preserve">.</w:t>
+        <w:t xml:space="preserve">, nessuna soluzione: il denominatore non si annulla mai.</w:t>
       </w:r>
     </w:p>
     <w:p>
@@ -2504,7 +2468,7 @@
       </w:r>
       <m:oMath>
         <m:r>
-          <m:t>D=ℝ−{1; 3}</m:t>
+          <m:t>D=ℝ</m:t>
         </m:r>
       </m:oMath>
     </w:p>
@@ -9883,7 +9847,7 @@
           <w:i/>
           <w:iCs/>
         </w:rPr>
-        <w:t xml:space="preserve">Fonte: pag. 29 n. 243</w:t>
+        <w:t xml:space="preserve">Fonte: pag. 29 n. 235 (eserciziario)</w:t>
       </w:r>
     </w:p>
     <w:p>
@@ -9925,37 +9889,28 @@
         <w:t xml:space="preserve">Studia</w:t>
       </w:r>
       <w:r>
-        <w:t xml:space="preserve"> il segno di </w:t>
+        <w:t xml:space="preserve"> zeri e segno di </w:t>
       </w:r>
       <m:oMath>
         <m:r>
-          <m:t>y=</m:t>
+          <m:t>y=−</m:t>
         </m:r>
-        <m:f>
-          <m:num>
+        <m:sSup>
+          <m:sSupPr/>
+          <m:e>
             <m:r>
-              <m:t>x−6</m:t>
+              <m:t>x</m:t>
             </m:r>
-          </m:num>
-          <m:den>
+          </m:e>
+          <m:sup>
             <m:r>
-              <m:t>4x−2</m:t>
+              <m:t>2</m:t>
             </m:r>
-            <m:sSup>
-              <m:sSupPr/>
-              <m:e>
-                <m:r>
-                  <m:t>x</m:t>
-                </m:r>
-              </m:e>
-              <m:sup>
-                <m:r>
-                  <m:t>2</m:t>
-                </m:r>
-              </m:sup>
-            </m:sSup>
-          </m:den>
-        </m:f>
+          </m:sup>
+        </m:sSup>
+        <m:r>
+          <m:t>+3x−2</m:t>
+        </m:r>
       </m:oMath>
       <w:r>
         <w:t xml:space="preserve">.</w:t>
@@ -9989,686 +9944,6 @@
     </w:p>
     <w:p>
       <w:pPr>
-        <w:keepNext w:val=""/>
-        <w:spacing w:after="120"/>
-      </w:pPr>
-    </w:p>
-    <w:tbl>
-      <w:tblPr>
-        <w:tblW w:type="dxa" w:w="9000"/>
-        <w:tblBorders>
-          <w:top w:val="single" w:color="auto" w:sz="4"/>
-          <w:left w:val="single" w:color="auto" w:sz="4"/>
-          <w:bottom w:val="single" w:color="auto" w:sz="4"/>
-          <w:right w:val="single" w:color="auto" w:sz="4"/>
-          <w:insideH w:val="single" w:color="auto" w:sz="4"/>
-          <w:insideV w:val="single" w:color="auto" w:sz="4"/>
-        </w:tblBorders>
-      </w:tblPr>
-      <w:tblGrid>
-        <w:gridCol w:w="1500"/>
-        <w:gridCol w:w="1875"/>
-        <w:gridCol w:w="1875"/>
-        <w:gridCol w:w="1875"/>
-        <w:gridCol w:w="1875"/>
-      </w:tblGrid>
-      <w:tr>
-        <w:trPr>
-          <w:cantSplit/>
-        </w:trPr>
-        <w:tc>
-          <w:tcPr>
-            <w:tcW w:type="dxa" w:w="1500"/>
-            <w:tcBorders>
-              <w:top w:val="single" w:color="A6A6A6" w:sz="4"/>
-              <w:left w:val="single" w:color="A6A6A6" w:sz="4"/>
-              <w:bottom w:val="single" w:color="A6A6A6" w:sz="4"/>
-              <w:right w:val="single" w:color="A6A6A6" w:sz="4"/>
-            </w:tcBorders>
-            <w:shd w:fill="DCE6F1" w:color="auto" w:val="clear"/>
-            <w:tcMar>
-              <w:top w:type="dxa" w:w="60"/>
-              <w:left w:type="dxa" w:w="90"/>
-              <w:bottom w:type="dxa" w:w="60"/>
-              <w:right w:type="dxa" w:w="90"/>
-            </w:tcMar>
-          </w:tcPr>
-          <w:p>
-            <w:pPr>
-              <w:keepNext/>
-              <w:spacing w:after="40"/>
-            </w:pPr>
-          </w:p>
-        </w:tc>
-        <w:tc>
-          <w:tcPr>
-            <w:tcW w:type="dxa" w:w="1875"/>
-            <w:tcBorders>
-              <w:top w:val="single" w:color="A6A6A6" w:sz="4"/>
-              <w:left w:val="single" w:color="A6A6A6" w:sz="4"/>
-              <w:bottom w:val="single" w:color="A6A6A6" w:sz="4"/>
-              <w:right w:val="single" w:color="A6A6A6" w:sz="4"/>
-            </w:tcBorders>
-            <w:shd w:fill="DCE6F1" w:color="auto" w:val="clear"/>
-            <w:tcMar>
-              <w:top w:type="dxa" w:w="60"/>
-              <w:left w:type="dxa" w:w="90"/>
-              <w:bottom w:type="dxa" w:w="60"/>
-              <w:right w:type="dxa" w:w="90"/>
-            </w:tcMar>
-          </w:tcPr>
-          <w:p>
-            <w:pPr>
-              <w:keepNext/>
-              <w:spacing w:after="40"/>
-              <w:jc w:val="center"/>
-            </w:pPr>
-            <w:r>
-              <w:rPr>
-                <w:b/>
-                <w:bCs/>
-              </w:rPr>
-              <w:t xml:space="preserve">x &lt; 0</w:t>
-            </w:r>
-          </w:p>
-        </w:tc>
-        <w:tc>
-          <w:tcPr>
-            <w:tcW w:type="dxa" w:w="1875"/>
-            <w:tcBorders>
-              <w:top w:val="single" w:color="A6A6A6" w:sz="4"/>
-              <w:left w:val="single" w:color="A6A6A6" w:sz="4"/>
-              <w:bottom w:val="single" w:color="A6A6A6" w:sz="4"/>
-              <w:right w:val="single" w:color="A6A6A6" w:sz="4"/>
-            </w:tcBorders>
-            <w:shd w:fill="DCE6F1" w:color="auto" w:val="clear"/>
-            <w:tcMar>
-              <w:top w:type="dxa" w:w="60"/>
-              <w:left w:type="dxa" w:w="90"/>
-              <w:bottom w:type="dxa" w:w="60"/>
-              <w:right w:type="dxa" w:w="90"/>
-            </w:tcMar>
-          </w:tcPr>
-          <w:p>
-            <w:pPr>
-              <w:keepNext/>
-              <w:spacing w:after="40"/>
-              <w:jc w:val="center"/>
-            </w:pPr>
-            <w:r>
-              <w:rPr>
-                <w:b/>
-                <w:bCs/>
-              </w:rPr>
-              <w:t xml:space="preserve">0 / 2</w:t>
-            </w:r>
-          </w:p>
-        </w:tc>
-        <w:tc>
-          <w:tcPr>
-            <w:tcW w:type="dxa" w:w="1875"/>
-            <w:tcBorders>
-              <w:top w:val="single" w:color="A6A6A6" w:sz="4"/>
-              <w:left w:val="single" w:color="A6A6A6" w:sz="4"/>
-              <w:bottom w:val="single" w:color="A6A6A6" w:sz="4"/>
-              <w:right w:val="single" w:color="A6A6A6" w:sz="4"/>
-            </w:tcBorders>
-            <w:shd w:fill="DCE6F1" w:color="auto" w:val="clear"/>
-            <w:tcMar>
-              <w:top w:type="dxa" w:w="60"/>
-              <w:left w:type="dxa" w:w="90"/>
-              <w:bottom w:type="dxa" w:w="60"/>
-              <w:right w:type="dxa" w:w="90"/>
-            </w:tcMar>
-          </w:tcPr>
-          <w:p>
-            <w:pPr>
-              <w:keepNext/>
-              <w:spacing w:after="40"/>
-              <w:jc w:val="center"/>
-            </w:pPr>
-            <w:r>
-              <w:rPr>
-                <w:b/>
-                <w:bCs/>
-              </w:rPr>
-              <w:t xml:space="preserve">2 / 6</w:t>
-            </w:r>
-          </w:p>
-        </w:tc>
-        <w:tc>
-          <w:tcPr>
-            <w:tcW w:type="dxa" w:w="1875"/>
-            <w:tcBorders>
-              <w:top w:val="single" w:color="A6A6A6" w:sz="4"/>
-              <w:left w:val="single" w:color="A6A6A6" w:sz="4"/>
-              <w:bottom w:val="single" w:color="A6A6A6" w:sz="4"/>
-              <w:right w:val="single" w:color="A6A6A6" w:sz="4"/>
-            </w:tcBorders>
-            <w:shd w:fill="DCE6F1" w:color="auto" w:val="clear"/>
-            <w:tcMar>
-              <w:top w:type="dxa" w:w="60"/>
-              <w:left w:type="dxa" w:w="90"/>
-              <w:bottom w:type="dxa" w:w="60"/>
-              <w:right w:type="dxa" w:w="90"/>
-            </w:tcMar>
-          </w:tcPr>
-          <w:p>
-            <w:pPr>
-              <w:keepNext/>
-              <w:spacing w:after="40"/>
-              <w:jc w:val="center"/>
-            </w:pPr>
-            <w:r>
-              <w:rPr>
-                <w:b/>
-                <w:bCs/>
-              </w:rPr>
-              <w:t xml:space="preserve">x &gt; 6</w:t>
-            </w:r>
-          </w:p>
-        </w:tc>
-      </w:tr>
-      <w:tr>
-        <w:trPr>
-          <w:cantSplit/>
-        </w:trPr>
-        <w:tc>
-          <w:tcPr>
-            <w:tcW w:type="dxa" w:w="1500"/>
-            <w:tcBorders>
-              <w:top w:val="single" w:color="A6A6A6" w:sz="4"/>
-              <w:left w:val="single" w:color="A6A6A6" w:sz="4"/>
-              <w:bottom w:val="single" w:color="A6A6A6" w:sz="4"/>
-              <w:right w:val="single" w:color="A6A6A6" w:sz="4"/>
-            </w:tcBorders>
-            <w:shd w:fill="F2F2F2" w:color="auto" w:val="clear"/>
-            <w:tcMar>
-              <w:top w:type="dxa" w:w="60"/>
-              <w:left w:type="dxa" w:w="90"/>
-              <w:bottom w:type="dxa" w:w="60"/>
-              <w:right w:type="dxa" w:w="90"/>
-            </w:tcMar>
-          </w:tcPr>
-          <w:p>
-            <w:pPr>
-              <w:keepNext/>
-              <w:spacing w:after="40"/>
-            </w:pPr>
-            <w:r>
-              <w:rPr>
-                <w:b/>
-                <w:bCs/>
-              </w:rPr>
-              <w:t xml:space="preserve">N</w:t>
-            </w:r>
-          </w:p>
-        </w:tc>
-        <w:tc>
-          <w:tcPr>
-            <w:tcW w:type="dxa" w:w="1875"/>
-            <w:tcBorders>
-              <w:top w:val="single" w:color="A6A6A6" w:sz="4"/>
-              <w:left w:val="single" w:color="A6A6A6" w:sz="4"/>
-              <w:bottom w:val="single" w:color="A6A6A6" w:sz="4"/>
-              <w:right w:val="single" w:color="A6A6A6" w:sz="4"/>
-            </w:tcBorders>
-            <w:shd w:fill="FADBD0" w:color="auto" w:val="clear"/>
-            <w:tcMar>
-              <w:top w:type="dxa" w:w="60"/>
-              <w:left w:type="dxa" w:w="90"/>
-              <w:bottom w:type="dxa" w:w="60"/>
-              <w:right w:type="dxa" w:w="90"/>
-            </w:tcMar>
-          </w:tcPr>
-          <w:p>
-            <w:pPr>
-              <w:keepNext/>
-              <w:spacing w:after="40"/>
-              <w:jc w:val="center"/>
-            </w:pPr>
-            <w:r>
-              <w:rPr>
-                <w:b/>
-                <w:bCs/>
-              </w:rPr>
-              <w:t xml:space="preserve">−</w:t>
-            </w:r>
-          </w:p>
-        </w:tc>
-        <w:tc>
-          <w:tcPr>
-            <w:tcW w:type="dxa" w:w="1875"/>
-            <w:tcBorders>
-              <w:top w:val="single" w:color="A6A6A6" w:sz="4"/>
-              <w:left w:val="single" w:color="A6A6A6" w:sz="4"/>
-              <w:bottom w:val="single" w:color="A6A6A6" w:sz="4"/>
-              <w:right w:val="single" w:color="A6A6A6" w:sz="4"/>
-            </w:tcBorders>
-            <w:shd w:fill="FADBD0" w:color="auto" w:val="clear"/>
-            <w:tcMar>
-              <w:top w:type="dxa" w:w="60"/>
-              <w:left w:type="dxa" w:w="90"/>
-              <w:bottom w:type="dxa" w:w="60"/>
-              <w:right w:type="dxa" w:w="90"/>
-            </w:tcMar>
-          </w:tcPr>
-          <w:p>
-            <w:pPr>
-              <w:keepNext/>
-              <w:spacing w:after="40"/>
-              <w:jc w:val="center"/>
-            </w:pPr>
-            <w:r>
-              <w:rPr>
-                <w:b/>
-                <w:bCs/>
-              </w:rPr>
-              <w:t xml:space="preserve">−</w:t>
-            </w:r>
-          </w:p>
-        </w:tc>
-        <w:tc>
-          <w:tcPr>
-            <w:tcW w:type="dxa" w:w="1875"/>
-            <w:tcBorders>
-              <w:top w:val="single" w:color="A6A6A6" w:sz="4"/>
-              <w:left w:val="single" w:color="A6A6A6" w:sz="4"/>
-              <w:bottom w:val="single" w:color="A6A6A6" w:sz="4"/>
-              <w:right w:val="single" w:color="A6A6A6" w:sz="4"/>
-            </w:tcBorders>
-            <w:shd w:fill="FADBD0" w:color="auto" w:val="clear"/>
-            <w:tcMar>
-              <w:top w:type="dxa" w:w="60"/>
-              <w:left w:type="dxa" w:w="90"/>
-              <w:bottom w:type="dxa" w:w="60"/>
-              <w:right w:type="dxa" w:w="90"/>
-            </w:tcMar>
-          </w:tcPr>
-          <w:p>
-            <w:pPr>
-              <w:keepNext/>
-              <w:spacing w:after="40"/>
-              <w:jc w:val="center"/>
-            </w:pPr>
-            <w:r>
-              <w:rPr>
-                <w:b/>
-                <w:bCs/>
-              </w:rPr>
-              <w:t xml:space="preserve">−</w:t>
-            </w:r>
-          </w:p>
-        </w:tc>
-        <w:tc>
-          <w:tcPr>
-            <w:tcW w:type="dxa" w:w="1875"/>
-            <w:tcBorders>
-              <w:top w:val="single" w:color="A6A6A6" w:sz="4"/>
-              <w:left w:val="single" w:color="A6A6A6" w:sz="4"/>
-              <w:bottom w:val="single" w:color="A6A6A6" w:sz="4"/>
-              <w:right w:val="single" w:color="A6A6A6" w:sz="4"/>
-            </w:tcBorders>
-            <w:shd w:fill="D6E6F7" w:color="auto" w:val="clear"/>
-            <w:tcMar>
-              <w:top w:type="dxa" w:w="60"/>
-              <w:left w:type="dxa" w:w="90"/>
-              <w:bottom w:type="dxa" w:w="60"/>
-              <w:right w:type="dxa" w:w="90"/>
-            </w:tcMar>
-          </w:tcPr>
-          <w:p>
-            <w:pPr>
-              <w:keepNext/>
-              <w:spacing w:after="40"/>
-              <w:jc w:val="center"/>
-            </w:pPr>
-            <w:r>
-              <w:rPr>
-                <w:b/>
-                <w:bCs/>
-              </w:rPr>
-              <w:t xml:space="preserve">+</w:t>
-            </w:r>
-          </w:p>
-        </w:tc>
-      </w:tr>
-      <w:tr>
-        <w:trPr>
-          <w:cantSplit/>
-        </w:trPr>
-        <w:tc>
-          <w:tcPr>
-            <w:tcW w:type="dxa" w:w="1500"/>
-            <w:tcBorders>
-              <w:top w:val="single" w:color="A6A6A6" w:sz="4"/>
-              <w:left w:val="single" w:color="A6A6A6" w:sz="4"/>
-              <w:bottom w:val="single" w:color="A6A6A6" w:sz="4"/>
-              <w:right w:val="single" w:color="A6A6A6" w:sz="4"/>
-            </w:tcBorders>
-            <w:shd w:fill="F2F2F2" w:color="auto" w:val="clear"/>
-            <w:tcMar>
-              <w:top w:type="dxa" w:w="60"/>
-              <w:left w:type="dxa" w:w="90"/>
-              <w:bottom w:type="dxa" w:w="60"/>
-              <w:right w:type="dxa" w:w="90"/>
-            </w:tcMar>
-          </w:tcPr>
-          <w:p>
-            <w:pPr>
-              <w:keepNext/>
-              <w:spacing w:after="40"/>
-            </w:pPr>
-            <w:r>
-              <w:rPr>
-                <w:b/>
-                <w:bCs/>
-              </w:rPr>
-              <w:t xml:space="preserve">D</w:t>
-            </w:r>
-          </w:p>
-        </w:tc>
-        <w:tc>
-          <w:tcPr>
-            <w:tcW w:type="dxa" w:w="1875"/>
-            <w:tcBorders>
-              <w:top w:val="single" w:color="A6A6A6" w:sz="4"/>
-              <w:left w:val="single" w:color="A6A6A6" w:sz="4"/>
-              <w:bottom w:val="single" w:color="A6A6A6" w:sz="4"/>
-              <w:right w:val="single" w:color="A6A6A6" w:sz="4"/>
-            </w:tcBorders>
-            <w:shd w:fill="FADBD0" w:color="auto" w:val="clear"/>
-            <w:tcMar>
-              <w:top w:type="dxa" w:w="60"/>
-              <w:left w:type="dxa" w:w="90"/>
-              <w:bottom w:type="dxa" w:w="60"/>
-              <w:right w:type="dxa" w:w="90"/>
-            </w:tcMar>
-          </w:tcPr>
-          <w:p>
-            <w:pPr>
-              <w:keepNext/>
-              <w:spacing w:after="40"/>
-              <w:jc w:val="center"/>
-            </w:pPr>
-            <w:r>
-              <w:rPr>
-                <w:b/>
-                <w:bCs/>
-              </w:rPr>
-              <w:t xml:space="preserve">−</w:t>
-            </w:r>
-          </w:p>
-        </w:tc>
-        <w:tc>
-          <w:tcPr>
-            <w:tcW w:type="dxa" w:w="1875"/>
-            <w:tcBorders>
-              <w:top w:val="single" w:color="A6A6A6" w:sz="4"/>
-              <w:left w:val="single" w:color="A6A6A6" w:sz="4"/>
-              <w:bottom w:val="single" w:color="A6A6A6" w:sz="4"/>
-              <w:right w:val="single" w:color="A6A6A6" w:sz="4"/>
-            </w:tcBorders>
-            <w:shd w:fill="D6E6F7" w:color="auto" w:val="clear"/>
-            <w:tcMar>
-              <w:top w:type="dxa" w:w="60"/>
-              <w:left w:type="dxa" w:w="90"/>
-              <w:bottom w:type="dxa" w:w="60"/>
-              <w:right w:type="dxa" w:w="90"/>
-            </w:tcMar>
-          </w:tcPr>
-          <w:p>
-            <w:pPr>
-              <w:keepNext/>
-              <w:spacing w:after="40"/>
-              <w:jc w:val="center"/>
-            </w:pPr>
-            <w:r>
-              <w:rPr>
-                <w:b/>
-                <w:bCs/>
-              </w:rPr>
-              <w:t xml:space="preserve">+</w:t>
-            </w:r>
-          </w:p>
-        </w:tc>
-        <w:tc>
-          <w:tcPr>
-            <w:tcW w:type="dxa" w:w="1875"/>
-            <w:tcBorders>
-              <w:top w:val="single" w:color="A6A6A6" w:sz="4"/>
-              <w:left w:val="single" w:color="A6A6A6" w:sz="4"/>
-              <w:bottom w:val="single" w:color="A6A6A6" w:sz="4"/>
-              <w:right w:val="single" w:color="A6A6A6" w:sz="4"/>
-            </w:tcBorders>
-            <w:shd w:fill="FADBD0" w:color="auto" w:val="clear"/>
-            <w:tcMar>
-              <w:top w:type="dxa" w:w="60"/>
-              <w:left w:type="dxa" w:w="90"/>
-              <w:bottom w:type="dxa" w:w="60"/>
-              <w:right w:type="dxa" w:w="90"/>
-            </w:tcMar>
-          </w:tcPr>
-          <w:p>
-            <w:pPr>
-              <w:keepNext/>
-              <w:spacing w:after="40"/>
-              <w:jc w:val="center"/>
-            </w:pPr>
-            <w:r>
-              <w:rPr>
-                <w:b/>
-                <w:bCs/>
-              </w:rPr>
-              <w:t xml:space="preserve">−</w:t>
-            </w:r>
-          </w:p>
-        </w:tc>
-        <w:tc>
-          <w:tcPr>
-            <w:tcW w:type="dxa" w:w="1875"/>
-            <w:tcBorders>
-              <w:top w:val="single" w:color="A6A6A6" w:sz="4"/>
-              <w:left w:val="single" w:color="A6A6A6" w:sz="4"/>
-              <w:bottom w:val="single" w:color="A6A6A6" w:sz="4"/>
-              <w:right w:val="single" w:color="A6A6A6" w:sz="4"/>
-            </w:tcBorders>
-            <w:shd w:fill="FADBD0" w:color="auto" w:val="clear"/>
-            <w:tcMar>
-              <w:top w:type="dxa" w:w="60"/>
-              <w:left w:type="dxa" w:w="90"/>
-              <w:bottom w:type="dxa" w:w="60"/>
-              <w:right w:type="dxa" w:w="90"/>
-            </w:tcMar>
-          </w:tcPr>
-          <w:p>
-            <w:pPr>
-              <w:keepNext/>
-              <w:spacing w:after="40"/>
-              <w:jc w:val="center"/>
-            </w:pPr>
-            <w:r>
-              <w:rPr>
-                <w:b/>
-                <w:bCs/>
-              </w:rPr>
-              <w:t xml:space="preserve">−</w:t>
-            </w:r>
-          </w:p>
-        </w:tc>
-      </w:tr>
-      <w:tr>
-        <w:trPr>
-          <w:cantSplit/>
-        </w:trPr>
-        <w:tc>
-          <w:tcPr>
-            <w:tcW w:type="dxa" w:w="1500"/>
-            <w:tcBorders>
-              <w:top w:val="single" w:color="A6A6A6" w:sz="4"/>
-              <w:left w:val="single" w:color="A6A6A6" w:sz="4"/>
-              <w:bottom w:val="single" w:color="A6A6A6" w:sz="4"/>
-              <w:right w:val="single" w:color="A6A6A6" w:sz="4"/>
-            </w:tcBorders>
-            <w:shd w:fill="F2F2F2" w:color="auto" w:val="clear"/>
-            <w:tcMar>
-              <w:top w:type="dxa" w:w="60"/>
-              <w:left w:type="dxa" w:w="90"/>
-              <w:bottom w:type="dxa" w:w="60"/>
-              <w:right w:type="dxa" w:w="90"/>
-            </w:tcMar>
-          </w:tcPr>
-          <w:p>
-            <w:pPr>
-              <w:keepNext w:val="false"/>
-              <w:spacing w:after="40"/>
-            </w:pPr>
-            <w:r>
-              <w:rPr>
-                <w:b/>
-                <w:bCs/>
-              </w:rPr>
-              <w:t xml:space="preserve">y</w:t>
-            </w:r>
-          </w:p>
-        </w:tc>
-        <w:tc>
-          <w:tcPr>
-            <w:tcW w:type="dxa" w:w="1875"/>
-            <w:tcBorders>
-              <w:top w:val="single" w:color="A6A6A6" w:sz="4"/>
-              <w:left w:val="single" w:color="A6A6A6" w:sz="4"/>
-              <w:bottom w:val="single" w:color="A6A6A6" w:sz="4"/>
-              <w:right w:val="single" w:color="A6A6A6" w:sz="4"/>
-            </w:tcBorders>
-            <w:shd w:fill="D6E6F7" w:color="auto" w:val="clear"/>
-            <w:tcMar>
-              <w:top w:type="dxa" w:w="60"/>
-              <w:left w:type="dxa" w:w="90"/>
-              <w:bottom w:type="dxa" w:w="60"/>
-              <w:right w:type="dxa" w:w="90"/>
-            </w:tcMar>
-          </w:tcPr>
-          <w:p>
-            <w:pPr>
-              <w:keepNext w:val="false"/>
-              <w:spacing w:after="40"/>
-              <w:jc w:val="center"/>
-            </w:pPr>
-            <w:r>
-              <w:rPr>
-                <w:b/>
-                <w:bCs/>
-              </w:rPr>
-              <w:t xml:space="preserve">+</w:t>
-            </w:r>
-          </w:p>
-        </w:tc>
-        <w:tc>
-          <w:tcPr>
-            <w:tcW w:type="dxa" w:w="1875"/>
-            <w:tcBorders>
-              <w:top w:val="single" w:color="A6A6A6" w:sz="4"/>
-              <w:left w:val="single" w:color="A6A6A6" w:sz="4"/>
-              <w:bottom w:val="single" w:color="A6A6A6" w:sz="4"/>
-              <w:right w:val="single" w:color="A6A6A6" w:sz="4"/>
-            </w:tcBorders>
-            <w:shd w:fill="FADBD0" w:color="auto" w:val="clear"/>
-            <w:tcMar>
-              <w:top w:type="dxa" w:w="60"/>
-              <w:left w:type="dxa" w:w="90"/>
-              <w:bottom w:type="dxa" w:w="60"/>
-              <w:right w:type="dxa" w:w="90"/>
-            </w:tcMar>
-          </w:tcPr>
-          <w:p>
-            <w:pPr>
-              <w:keepNext w:val="false"/>
-              <w:spacing w:after="40"/>
-              <w:jc w:val="center"/>
-            </w:pPr>
-            <w:r>
-              <w:rPr>
-                <w:b/>
-                <w:bCs/>
-              </w:rPr>
-              <w:t xml:space="preserve">−</w:t>
-            </w:r>
-          </w:p>
-        </w:tc>
-        <w:tc>
-          <w:tcPr>
-            <w:tcW w:type="dxa" w:w="1875"/>
-            <w:tcBorders>
-              <w:top w:val="single" w:color="A6A6A6" w:sz="4"/>
-              <w:left w:val="single" w:color="A6A6A6" w:sz="4"/>
-              <w:bottom w:val="single" w:color="A6A6A6" w:sz="4"/>
-              <w:right w:val="single" w:color="A6A6A6" w:sz="4"/>
-            </w:tcBorders>
-            <w:shd w:fill="D6E6F7" w:color="auto" w:val="clear"/>
-            <w:tcMar>
-              <w:top w:type="dxa" w:w="60"/>
-              <w:left w:type="dxa" w:w="90"/>
-              <w:bottom w:type="dxa" w:w="60"/>
-              <w:right w:type="dxa" w:w="90"/>
-            </w:tcMar>
-          </w:tcPr>
-          <w:p>
-            <w:pPr>
-              <w:keepNext w:val="false"/>
-              <w:spacing w:after="40"/>
-              <w:jc w:val="center"/>
-            </w:pPr>
-            <w:r>
-              <w:rPr>
-                <w:b/>
-                <w:bCs/>
-              </w:rPr>
-              <w:t xml:space="preserve">+</w:t>
-            </w:r>
-          </w:p>
-        </w:tc>
-        <w:tc>
-          <w:tcPr>
-            <w:tcW w:type="dxa" w:w="1875"/>
-            <w:tcBorders>
-              <w:top w:val="single" w:color="A6A6A6" w:sz="4"/>
-              <w:left w:val="single" w:color="A6A6A6" w:sz="4"/>
-              <w:bottom w:val="single" w:color="A6A6A6" w:sz="4"/>
-              <w:right w:val="single" w:color="A6A6A6" w:sz="4"/>
-            </w:tcBorders>
-            <w:shd w:fill="FADBD0" w:color="auto" w:val="clear"/>
-            <w:tcMar>
-              <w:top w:type="dxa" w:w="60"/>
-              <w:left w:type="dxa" w:w="90"/>
-              <w:bottom w:type="dxa" w:w="60"/>
-              <w:right w:type="dxa" w:w="90"/>
-            </w:tcMar>
-          </w:tcPr>
-          <w:p>
-            <w:pPr>
-              <w:keepNext w:val="false"/>
-              <w:spacing w:after="40"/>
-              <w:jc w:val="center"/>
-            </w:pPr>
-            <w:r>
-              <w:rPr>
-                <w:b/>
-                <w:bCs/>
-              </w:rPr>
-              <w:t xml:space="preserve">−</w:t>
-            </w:r>
-          </w:p>
-        </w:tc>
-      </w:tr>
-    </w:tbl>
-    <w:p>
-      <w:pPr>
-        <w:spacing w:after="80"/>
-      </w:pPr>
-    </w:p>
-    <w:p>
-      <w:pPr>
         <w:keepNext w:val="false"/>
         <w:keepLines/>
         <w:pBdr>
@@ -10700,7 +9975,7 @@
       </w:r>
       <m:oMath>
         <m:r>
-          <m:t>x&lt;0 ∨ 2&lt;x&lt;6</m:t>
+          <m:t>1&lt;x&lt;2</m:t>
         </m:r>
       </m:oMath>
       <w:r>
@@ -10712,7 +9987,7 @@
       </w:r>
       <m:oMath>
         <m:r>
-          <m:t>y&lt;0</m:t>
+          <m:t>y=0</m:t>
         </m:r>
       </m:oMath>
       <w:r>
@@ -10724,7 +9999,31 @@
       </w:r>
       <m:oMath>
         <m:r>
-          <m:t>0&lt;x&lt;2 ∨ x&gt;6</m:t>
+          <m:t>x=1 ∨ x=2</m:t>
+        </m:r>
+      </m:oMath>
+      <w:r>
+        <w:rPr>
+          <w:b/>
+          <w:bCs/>
+        </w:rPr>
+        <w:t xml:space="preserve">;  </w:t>
+      </w:r>
+      <m:oMath>
+        <m:r>
+          <m:t>y&lt;0</m:t>
+        </m:r>
+      </m:oMath>
+      <w:r>
+        <w:rPr>
+          <w:b/>
+          <w:bCs/>
+        </w:rPr>
+        <w:t xml:space="preserve"> per </w:t>
+      </w:r>
+      <m:oMath>
+        <m:r>
+          <m:t>x&lt;1 ∨ x&gt;2</m:t>
         </m:r>
       </m:oMath>
     </w:p>
@@ -12621,7 +11920,7 @@
           <w:i/>
           <w:iCs/>
         </w:rPr>
-        <w:t xml:space="preserve">Fonte: pag. 31 n. 277</w:t>
+        <w:t xml:space="preserve">Fonte: pag. 40 n. 352 (ripetuto)</w:t>
       </w:r>
     </w:p>
     <w:p>
@@ -12656,11 +11955,34 @@
         <w:ind w:left="200" w:right="100"/>
       </w:pPr>
       <w:r>
+        <w:t xml:space="preserve">Data </w:t>
+      </w:r>
+      <m:oMath>
+        <m:r>
+          <m:t>f(x)=</m:t>
+        </m:r>
+        <m:f>
+          <m:num>
+            <m:r>
+              <m:t>x+a</m:t>
+            </m:r>
+          </m:num>
+          <m:den>
+            <m:r>
+              <m:t>x+b</m:t>
+            </m:r>
+          </m:den>
+        </m:f>
+      </m:oMath>
+      <w:r>
+        <w:t xml:space="preserve">, </w:t>
+      </w:r>
+      <w:r>
         <w:rPr>
           <w:b/>
           <w:bCs/>
         </w:rPr>
-        <w:t xml:space="preserve">Determina</w:t>
+        <w:t xml:space="preserve">determina</w:t>
       </w:r>
       <w:r>
         <w:t xml:space="preserve"> </w:t>
@@ -12679,19 +12001,19 @@
         </m:r>
       </m:oMath>
       <w:r>
-        <w:t xml:space="preserve"> in modo che </w:t>
+        <w:t xml:space="preserve"> in modo che il dominio sia </w:t>
       </w:r>
       <m:oMath>
         <m:r>
-          <m:t>y=ax+b</m:t>
+          <m:t>ℝ−{−3}</m:t>
         </m:r>
       </m:oMath>
       <w:r>
-        <w:t xml:space="preserve"> sia dispari e passi per </w:t>
+        <w:t xml:space="preserve"> e </w:t>
       </w:r>
       <m:oMath>
         <m:r>
-          <m:t>(−2; 6)</m:t>
+          <m:t>f(0)=6</m:t>
         </m:r>
       </m:oMath>
       <w:r>
